--- a/public/chat_files/estella_rough_role_notes.docx
+++ b/public/chat_files/estella_rough_role_notes.docx
@@ -8,7 +8,7 @@
           <w:b/>
           <w:sz w:val="28"/>
         </w:rPr>
-        <w:t>Rough Notes — 4 Staff Roles Onboarding Checklists</w:t>
+        <w:t>Rough Onboarding Notes for 4 Key Operations Hires</w:t>
       </w:r>
     </w:p>
     <w:p>
@@ -16,7 +16,7 @@
         <w:rPr>
           <w:sz w:val="22"/>
         </w:rPr>
-        <w:t xml:space="preserve">Role 1: Front Desk Coordinator</w:t>
+        <w:t xml:space="preserve">Roles: Lead Logistics Dispatcher, Customer Operations Associate, Billing Specialist, Account Exec.</w:t>
       </w:r>
     </w:p>
     <w:p>
@@ -24,23 +24,7 @@
         <w:rPr>
           <w:sz w:val="22"/>
         </w:rPr>
-        <w:t xml:space="preserve">Role 2: Shift Lead</w:t>
-      </w:r>
-    </w:p>
-    <w:p>
-      <w:r>
-        <w:rPr>
-          <w:sz w:val="22"/>
-        </w:rPr>
-        <w:t xml:space="preserve">Role 3: Inventory &amp; Receiving Clerk</w:t>
-      </w:r>
-    </w:p>
-    <w:p>
-      <w:r>
-        <w:rPr>
-          <w:sz w:val="22"/>
-        </w:rPr>
-        <w:t xml:space="preserve">Role 4: Client Account Associate</w:t>
+        <w:t xml:space="preserve">Need 30-60-90 day benchmarks and operational KPIs for each hire.</w:t>
       </w:r>
     </w:p>
   </w:body>

--- a/public/chat_files/estella_rough_role_notes.docx
+++ b/public/chat_files/estella_rough_role_notes.docx
@@ -3,26 +3,51 @@
 <w:document xmlns:w="http://schemas.openxmlformats.org/wordprocessingml/2006/main">
   <w:body>
     <w:p>
+      <w:pPr>
+        <w:spacing w:before="120" w:after="240"/>
+      </w:pPr>
       <w:r>
         <w:rPr>
           <w:b/>
-          <w:sz w:val="28"/>
+          <w:color w:val="0F172A"/>
+          <w:sz w:val="32"/>
         </w:rPr>
-        <w:t>Rough Onboarding Notes for 4 Key Operations Hires</w:t>
+        <w:t xml:space="preserve">Rough Onboarding Notes for 4 Key Operations Hires</w:t>
       </w:r>
     </w:p>
     <w:p>
+      <w:pPr>
+        <w:spacing w:before="240" w:after="80"/>
+      </w:pPr>
       <w:r>
         <w:rPr>
-          <w:sz w:val="22"/>
+          <w:b/>
+          <w:color w:val="0F172A"/>
+          <w:sz w:val="24"/>
+        </w:rPr>
+        <w:t xml:space="preserve">ONBOARDING NOTES</w:t>
+      </w:r>
+    </w:p>
+    <w:p>
+      <w:pPr>
+        <w:spacing w:after="140" w:line="276" w:lineRule="auto"/>
+      </w:pPr>
+      <w:r>
+        <w:rPr>
+          <w:color w:val="1E293B"/>
+          <w:sz w:val="21"/>
         </w:rPr>
         <w:t xml:space="preserve">Roles: Lead Logistics Dispatcher, Customer Operations Associate, Billing Specialist, Account Exec.</w:t>
       </w:r>
     </w:p>
     <w:p>
+      <w:pPr>
+        <w:spacing w:after="140" w:line="276" w:lineRule="auto"/>
+      </w:pPr>
       <w:r>
         <w:rPr>
-          <w:sz w:val="22"/>
+          <w:color w:val="1E293B"/>
+          <w:sz w:val="21"/>
         </w:rPr>
         <w:t xml:space="preserve">Need 30-60-90 day benchmarks and operational KPIs for each hire.</w:t>
       </w:r>

--- a/public/chat_files/estella_rough_role_notes.docx
+++ b/public/chat_files/estella_rough_role_notes.docx
@@ -13,7 +13,64 @@
           <w:color w:val="0F172A"/>
           <w:sz w:val="44"/>
         </w:rPr>
-        <w:t>Rough Onboarding Notes for 4 Key Operations Hires</w:t>
+        <w:t>Apex Fleet Operations — Terminal Staffing Requirements, Role Descriptions &amp; KPI Benchmarks</w:t>
+      </w:r>
+    </w:p>
+    <w:p>
+      <w:pPr>
+        <w:spacing w:before="0" w:after="120" w:line="276" w:lineRule="auto"/>
+      </w:pPr>
+      <w:r>
+        <w:rPr>
+          <w:rFonts w:ascii="Calibri" w:hAnsi="Calibri"/>
+          <w:color w:val="1E293B"/>
+          <w:sz w:val="20"/>
+        </w:rPr>
+        <w:t>AUTHOR: Estella Williams, VP Fleet Operations</w:t>
+      </w:r>
+    </w:p>
+    <w:p>
+      <w:pPr>
+        <w:spacing w:before="0" w:after="120" w:line="276" w:lineRule="auto"/>
+      </w:pPr>
+      <w:r>
+        <w:rPr>
+          <w:rFonts w:ascii="Calibri" w:hAnsi="Calibri"/>
+          <w:color w:val="1E293B"/>
+          <w:sz w:val="20"/>
+        </w:rPr>
+        <w:t>RECIPIENT: HR Committee &amp; Terminal General Managers</w:t>
+      </w:r>
+    </w:p>
+    <w:p>
+      <w:pPr>
+        <w:spacing w:before="0" w:after="120" w:line="276" w:lineRule="auto"/>
+      </w:pPr>
+      <w:r>
+        <w:rPr>
+          <w:rFonts w:ascii="Calibri" w:hAnsi="Calibri"/>
+          <w:color w:val="1E293B"/>
+          <w:sz w:val="20"/>
+        </w:rPr>
+        <w:t>DATE: October 2026</w:t>
+      </w:r>
+    </w:p>
+    <w:p>
+      <w:pPr>
+        <w:spacing w:before="0" w:after="120" w:line="276" w:lineRule="auto"/>
+      </w:pPr>
+      <w:r>
+        <w:rPr>
+          <w:rFonts w:ascii="Calibri" w:hAnsi="Calibri"/>
+          <w:color w:val="1E293B"/>
+          <w:sz w:val="20"/>
+        </w:rPr>
+        <w:t>PURPOSE: Staffing Specifications for 2027 Midwest Network Expansion</w:t>
+      </w:r>
+    </w:p>
+    <w:p>
+      <w:r>
+        <w:br w:type="page"/>
       </w:r>
     </w:p>
     <w:p>
@@ -28,7 +85,7 @@
           <w:color w:val="0F172A"/>
           <w:sz w:val="26"/>
         </w:rPr>
-        <w:t>ONBOARDING NOTES</w:t>
+        <w:t>STAFFING GAPS &amp; RECRUITING PRIORITIES</w:t>
       </w:r>
     </w:p>
     <w:p>
@@ -41,12 +98,13 @@
           <w:color w:val="1E293B"/>
           <w:sz w:val="20"/>
         </w:rPr>
-        <w:t>Roles: Lead Logistics Dispatcher, Customer Operations Associate, Billing Specialist, Account Exec.</w:t>
+        <w:t>With the launch of our Memphis interchange terminal in Q1 2027, Apex must hire and onboard four key operational roles across each of our three primary logistics hubs:</w:t>
       </w:r>
     </w:p>
     <w:p>
       <w:pPr>
-        <w:spacing w:before="0" w:after="120" w:line="276" w:lineRule="auto"/>
+        <w:pStyle w:val="ListBullet"/>
+        <w:spacing w:before="0" w:after="60" w:line="276" w:lineRule="auto"/>
       </w:pPr>
       <w:r>
         <w:rPr>
@@ -54,8 +112,623 @@
           <w:color w:val="1E293B"/>
           <w:sz w:val="20"/>
         </w:rPr>
-        <w:t>Need 30-60-90 day benchmarks and operational KPIs for each hire.</w:t>
+        <w:t>Terminal Dispatch Manager: Target 5+ years experience in Class-8 tractor-trailer dispatch using McLeod or TMW software. Compensation: $78k – $92k base + quarterly safety/on-time performance bonus.</w:t>
       </w:r>
+    </w:p>
+    <w:p>
+      <w:pPr>
+        <w:pStyle w:val="ListBullet"/>
+        <w:spacing w:before="0" w:after="60" w:line="276" w:lineRule="auto"/>
+      </w:pPr>
+      <w:r>
+        <w:rPr>
+          <w:rFonts w:ascii="Calibri" w:hAnsi="Calibri"/>
+          <w:color w:val="1E293B"/>
+          <w:sz w:val="20"/>
+        </w:rPr>
+        <w:t>Lead Diesel Mechanic: ASE T2-T8 Master Medium/Heavy Truck certification preferred. Target 7+ years hands-on experience with Detroit DD15 and Cummins X15 platforms. Compensation: $38 – $45 / hour + tool allowance.</w:t>
+      </w:r>
+    </w:p>
+    <w:p>
+      <w:pPr>
+        <w:pStyle w:val="ListBullet"/>
+        <w:spacing w:before="0" w:after="60" w:line="276" w:lineRule="auto"/>
+      </w:pPr>
+      <w:r>
+        <w:rPr>
+          <w:rFonts w:ascii="Calibri" w:hAnsi="Calibri"/>
+          <w:color w:val="1E293B"/>
+          <w:sz w:val="20"/>
+        </w:rPr>
+        <w:t>Cross-Border Safety Coordinator: In-depth knowledge of FMCSA CSA scores, FAST card clearance, and Canada-US border customs documentation (ACI eManifest / ACE). Compensation: $68k – $80k base.</w:t>
+      </w:r>
+    </w:p>
+    <w:p>
+      <w:pPr>
+        <w:pStyle w:val="ListBullet"/>
+        <w:spacing w:before="0" w:after="60" w:line="276" w:lineRule="auto"/>
+      </w:pPr>
+      <w:r>
+        <w:rPr>
+          <w:rFonts w:ascii="Calibri" w:hAnsi="Calibri"/>
+          <w:color w:val="1E293B"/>
+          <w:sz w:val="20"/>
+        </w:rPr>
+        <w:t>Freight Billing Specialist: High-volume 3PL billing experience with factoring reconciliation and TMS billing integrations. Compensation: $26 – $32 / hour.</w:t>
+      </w:r>
+    </w:p>
+    <w:p>
+      <w:r>
+        <w:br w:type="page"/>
+      </w:r>
+    </w:p>
+    <w:p>
+      <w:pPr>
+        <w:keepNext/>
+        <w:spacing w:before="280" w:after="80"/>
+      </w:pPr>
+      <w:r>
+        <w:rPr>
+          <w:rFonts w:ascii="Calibri" w:hAnsi="Calibri"/>
+          <w:b/>
+          <w:color w:val="0F172A"/>
+          <w:sz w:val="26"/>
+        </w:rPr>
+        <w:t>TERMINAL KPI BENCHMARKS</w:t>
+      </w:r>
+    </w:p>
+    <w:tbl>
+      <w:tblPr>
+        <w:tblW w:type="auto" w:w="0"/>
+        <w:jc w:val="center"/>
+        <w:tblLayout w:type="autofit"/>
+        <w:tblLook w:firstColumn="1" w:firstRow="1" w:lastColumn="0" w:lastRow="0" w:noHBand="0" w:noVBand="1" w:val="04A0"/>
+      </w:tblPr>
+      <w:tblGrid>
+        <w:gridCol w:w="2340"/>
+        <w:gridCol w:w="2340"/>
+        <w:gridCol w:w="2340"/>
+        <w:gridCol w:w="2340"/>
+      </w:tblGrid>
+      <w:tr>
+        <w:tc>
+          <w:tcPr>
+            <w:tcW w:type="dxa" w:w="2340"/>
+            <w:shd w:fill="0F172A"/>
+            <w:tcBorders>
+              <w:top w:val="single" w:sz="4" w:space="0" w:color="CBD5E1"/>
+              <w:left w:val="none"/>
+              <w:bottom w:val="single" w:sz="4" w:space="0" w:color="CBD5E1"/>
+              <w:right w:val="none"/>
+            </w:tcBorders>
+          </w:tcPr>
+          <w:p>
+            <w:pPr>
+              <w:spacing w:before="80" w:after="80"/>
+              <w:jc w:val="center"/>
+            </w:pPr>
+            <w:r>
+              <w:rPr>
+                <w:rFonts w:ascii="Calibri" w:hAnsi="Calibri"/>
+                <w:b/>
+                <w:color w:val="FFFFFF"/>
+                <w:sz w:val="19"/>
+              </w:rPr>
+              <w:t>Role Title</w:t>
+            </w:r>
+          </w:p>
+        </w:tc>
+        <w:tc>
+          <w:tcPr>
+            <w:tcW w:type="dxa" w:w="2340"/>
+            <w:shd w:fill="0F172A"/>
+            <w:tcBorders>
+              <w:top w:val="single" w:sz="4" w:space="0" w:color="CBD5E1"/>
+              <w:left w:val="none"/>
+              <w:bottom w:val="single" w:sz="4" w:space="0" w:color="CBD5E1"/>
+              <w:right w:val="none"/>
+            </w:tcBorders>
+          </w:tcPr>
+          <w:p>
+            <w:pPr>
+              <w:spacing w:before="80" w:after="80"/>
+              <w:jc w:val="center"/>
+            </w:pPr>
+            <w:r>
+              <w:rPr>
+                <w:rFonts w:ascii="Calibri" w:hAnsi="Calibri"/>
+                <w:b/>
+                <w:color w:val="FFFFFF"/>
+                <w:sz w:val="19"/>
+              </w:rPr>
+              <w:t>Primary Key Performance Indicator (KPI)</w:t>
+            </w:r>
+          </w:p>
+        </w:tc>
+        <w:tc>
+          <w:tcPr>
+            <w:tcW w:type="dxa" w:w="2340"/>
+            <w:shd w:fill="0F172A"/>
+            <w:tcBorders>
+              <w:top w:val="single" w:sz="4" w:space="0" w:color="CBD5E1"/>
+              <w:left w:val="none"/>
+              <w:bottom w:val="single" w:sz="4" w:space="0" w:color="CBD5E1"/>
+              <w:right w:val="none"/>
+            </w:tcBorders>
+          </w:tcPr>
+          <w:p>
+            <w:pPr>
+              <w:spacing w:before="80" w:after="80"/>
+              <w:jc w:val="center"/>
+            </w:pPr>
+            <w:r>
+              <w:rPr>
+                <w:rFonts w:ascii="Calibri" w:hAnsi="Calibri"/>
+                <w:b/>
+                <w:color w:val="FFFFFF"/>
+                <w:sz w:val="19"/>
+              </w:rPr>
+              <w:t>Target Operational Standard</w:t>
+            </w:r>
+          </w:p>
+        </w:tc>
+        <w:tc>
+          <w:tcPr>
+            <w:tcW w:type="dxa" w:w="2340"/>
+            <w:shd w:fill="0F172A"/>
+            <w:tcBorders>
+              <w:top w:val="single" w:sz="4" w:space="0" w:color="CBD5E1"/>
+              <w:left w:val="none"/>
+              <w:bottom w:val="single" w:sz="4" w:space="0" w:color="CBD5E1"/>
+              <w:right w:val="none"/>
+            </w:tcBorders>
+          </w:tcPr>
+          <w:p>
+            <w:pPr>
+              <w:spacing w:before="80" w:after="80"/>
+              <w:jc w:val="center"/>
+            </w:pPr>
+            <w:r>
+              <w:rPr>
+                <w:rFonts w:ascii="Calibri" w:hAnsi="Calibri"/>
+                <w:b/>
+                <w:color w:val="FFFFFF"/>
+                <w:sz w:val="19"/>
+              </w:rPr>
+              <w:t>Review Frequency</w:t>
+            </w:r>
+          </w:p>
+        </w:tc>
+      </w:tr>
+      <w:tr>
+        <w:tc>
+          <w:tcPr>
+            <w:tcW w:type="dxa" w:w="2340"/>
+            <w:shd w:fill="F8FAFC"/>
+            <w:tcBorders>
+              <w:top w:val="single" w:sz="4" w:space="0" w:color="CBD5E1"/>
+              <w:left w:val="none"/>
+              <w:bottom w:val="single" w:sz="4" w:space="0" w:color="CBD5E1"/>
+              <w:right w:val="none"/>
+            </w:tcBorders>
+          </w:tcPr>
+          <w:p>
+            <w:pPr>
+              <w:spacing w:before="80" w:after="80"/>
+              <w:jc w:val="left"/>
+            </w:pPr>
+            <w:r>
+              <w:rPr>
+                <w:rFonts w:ascii="Calibri" w:hAnsi="Calibri"/>
+                <w:color w:val="1E293B"/>
+                <w:sz w:val="18"/>
+              </w:rPr>
+              <w:t>Terminal Dispatch Manager</w:t>
+            </w:r>
+          </w:p>
+        </w:tc>
+        <w:tc>
+          <w:tcPr>
+            <w:tcW w:type="dxa" w:w="2340"/>
+            <w:shd w:fill="F8FAFC"/>
+            <w:tcBorders>
+              <w:top w:val="single" w:sz="4" w:space="0" w:color="CBD5E1"/>
+              <w:left w:val="none"/>
+              <w:bottom w:val="single" w:sz="4" w:space="0" w:color="CBD5E1"/>
+              <w:right w:val="none"/>
+            </w:tcBorders>
+          </w:tcPr>
+          <w:p>
+            <w:pPr>
+              <w:spacing w:before="80" w:after="80"/>
+              <w:jc w:val="left"/>
+            </w:pPr>
+            <w:r>
+              <w:rPr>
+                <w:rFonts w:ascii="Calibri" w:hAnsi="Calibri"/>
+                <w:color w:val="1E293B"/>
+                <w:sz w:val="18"/>
+              </w:rPr>
+              <w:t>On-Time Pickup &amp; Delivery Metric</w:t>
+            </w:r>
+          </w:p>
+        </w:tc>
+        <w:tc>
+          <w:tcPr>
+            <w:tcW w:type="dxa" w:w="2340"/>
+            <w:shd w:fill="F8FAFC"/>
+            <w:tcBorders>
+              <w:top w:val="single" w:sz="4" w:space="0" w:color="CBD5E1"/>
+              <w:left w:val="none"/>
+              <w:bottom w:val="single" w:sz="4" w:space="0" w:color="CBD5E1"/>
+              <w:right w:val="none"/>
+            </w:tcBorders>
+          </w:tcPr>
+          <w:p>
+            <w:pPr>
+              <w:spacing w:before="80" w:after="80"/>
+              <w:jc w:val="left"/>
+            </w:pPr>
+            <w:r>
+              <w:rPr>
+                <w:rFonts w:ascii="Calibri" w:hAnsi="Calibri"/>
+                <w:color w:val="1E293B"/>
+                <w:sz w:val="18"/>
+              </w:rPr>
+              <w:t>&gt;= 98.5% across all regional routes</w:t>
+            </w:r>
+          </w:p>
+        </w:tc>
+        <w:tc>
+          <w:tcPr>
+            <w:tcW w:type="dxa" w:w="2340"/>
+            <w:shd w:fill="F8FAFC"/>
+            <w:tcBorders>
+              <w:top w:val="single" w:sz="4" w:space="0" w:color="CBD5E1"/>
+              <w:left w:val="none"/>
+              <w:bottom w:val="single" w:sz="4" w:space="0" w:color="CBD5E1"/>
+              <w:right w:val="none"/>
+            </w:tcBorders>
+          </w:tcPr>
+          <w:p>
+            <w:pPr>
+              <w:spacing w:before="80" w:after="80"/>
+              <w:jc w:val="left"/>
+            </w:pPr>
+            <w:r>
+              <w:rPr>
+                <w:rFonts w:ascii="Calibri" w:hAnsi="Calibri"/>
+                <w:color w:val="1E293B"/>
+                <w:sz w:val="18"/>
+              </w:rPr>
+              <w:t>Weekly Scorecard</w:t>
+            </w:r>
+          </w:p>
+        </w:tc>
+      </w:tr>
+      <w:tr>
+        <w:tc>
+          <w:tcPr>
+            <w:tcW w:type="dxa" w:w="2340"/>
+            <w:shd w:fill="FFFFFF"/>
+            <w:tcBorders>
+              <w:top w:val="single" w:sz="4" w:space="0" w:color="CBD5E1"/>
+              <w:left w:val="none"/>
+              <w:bottom w:val="single" w:sz="4" w:space="0" w:color="CBD5E1"/>
+              <w:right w:val="none"/>
+            </w:tcBorders>
+          </w:tcPr>
+          <w:p>
+            <w:pPr>
+              <w:spacing w:before="80" w:after="80"/>
+              <w:jc w:val="left"/>
+            </w:pPr>
+            <w:r>
+              <w:rPr>
+                <w:rFonts w:ascii="Calibri" w:hAnsi="Calibri"/>
+                <w:color w:val="1E293B"/>
+                <w:sz w:val="18"/>
+              </w:rPr>
+              <w:t>Lead Diesel Mechanic</w:t>
+            </w:r>
+          </w:p>
+        </w:tc>
+        <w:tc>
+          <w:tcPr>
+            <w:tcW w:type="dxa" w:w="2340"/>
+            <w:shd w:fill="FFFFFF"/>
+            <w:tcBorders>
+              <w:top w:val="single" w:sz="4" w:space="0" w:color="CBD5E1"/>
+              <w:left w:val="none"/>
+              <w:bottom w:val="single" w:sz="4" w:space="0" w:color="CBD5E1"/>
+              <w:right w:val="none"/>
+            </w:tcBorders>
+          </w:tcPr>
+          <w:p>
+            <w:pPr>
+              <w:spacing w:before="80" w:after="80"/>
+              <w:jc w:val="left"/>
+            </w:pPr>
+            <w:r>
+              <w:rPr>
+                <w:rFonts w:ascii="Calibri" w:hAnsi="Calibri"/>
+                <w:color w:val="1E293B"/>
+                <w:sz w:val="18"/>
+              </w:rPr>
+              <w:t>Fleet Out-of-Service (OOS) Roadside Rate</w:t>
+            </w:r>
+          </w:p>
+        </w:tc>
+        <w:tc>
+          <w:tcPr>
+            <w:tcW w:type="dxa" w:w="2340"/>
+            <w:shd w:fill="FFFFFF"/>
+            <w:tcBorders>
+              <w:top w:val="single" w:sz="4" w:space="0" w:color="CBD5E1"/>
+              <w:left w:val="none"/>
+              <w:bottom w:val="single" w:sz="4" w:space="0" w:color="CBD5E1"/>
+              <w:right w:val="none"/>
+            </w:tcBorders>
+          </w:tcPr>
+          <w:p>
+            <w:pPr>
+              <w:spacing w:before="80" w:after="80"/>
+              <w:jc w:val="left"/>
+            </w:pPr>
+            <w:r>
+              <w:rPr>
+                <w:rFonts w:ascii="Calibri" w:hAnsi="Calibri"/>
+                <w:color w:val="1E293B"/>
+                <w:sz w:val="18"/>
+              </w:rPr>
+              <w:t>&lt; 2.5% (National average is 20.8%)</w:t>
+            </w:r>
+          </w:p>
+        </w:tc>
+        <w:tc>
+          <w:tcPr>
+            <w:tcW w:type="dxa" w:w="2340"/>
+            <w:shd w:fill="FFFFFF"/>
+            <w:tcBorders>
+              <w:top w:val="single" w:sz="4" w:space="0" w:color="CBD5E1"/>
+              <w:left w:val="none"/>
+              <w:bottom w:val="single" w:sz="4" w:space="0" w:color="CBD5E1"/>
+              <w:right w:val="none"/>
+            </w:tcBorders>
+          </w:tcPr>
+          <w:p>
+            <w:pPr>
+              <w:spacing w:before="80" w:after="80"/>
+              <w:jc w:val="left"/>
+            </w:pPr>
+            <w:r>
+              <w:rPr>
+                <w:rFonts w:ascii="Calibri" w:hAnsi="Calibri"/>
+                <w:color w:val="1E293B"/>
+                <w:sz w:val="18"/>
+              </w:rPr>
+              <w:t>Monthly Maintenance Audit</w:t>
+            </w:r>
+          </w:p>
+        </w:tc>
+      </w:tr>
+      <w:tr>
+        <w:tc>
+          <w:tcPr>
+            <w:tcW w:type="dxa" w:w="2340"/>
+            <w:shd w:fill="F8FAFC"/>
+            <w:tcBorders>
+              <w:top w:val="single" w:sz="4" w:space="0" w:color="CBD5E1"/>
+              <w:left w:val="none"/>
+              <w:bottom w:val="single" w:sz="4" w:space="0" w:color="CBD5E1"/>
+              <w:right w:val="none"/>
+            </w:tcBorders>
+          </w:tcPr>
+          <w:p>
+            <w:pPr>
+              <w:spacing w:before="80" w:after="80"/>
+              <w:jc w:val="left"/>
+            </w:pPr>
+            <w:r>
+              <w:rPr>
+                <w:rFonts w:ascii="Calibri" w:hAnsi="Calibri"/>
+                <w:color w:val="1E293B"/>
+                <w:sz w:val="18"/>
+              </w:rPr>
+              <w:t>Safety Coordinator</w:t>
+            </w:r>
+          </w:p>
+        </w:tc>
+        <w:tc>
+          <w:tcPr>
+            <w:tcW w:type="dxa" w:w="2340"/>
+            <w:shd w:fill="F8FAFC"/>
+            <w:tcBorders>
+              <w:top w:val="single" w:sz="4" w:space="0" w:color="CBD5E1"/>
+              <w:left w:val="none"/>
+              <w:bottom w:val="single" w:sz="4" w:space="0" w:color="CBD5E1"/>
+              <w:right w:val="none"/>
+            </w:tcBorders>
+          </w:tcPr>
+          <w:p>
+            <w:pPr>
+              <w:spacing w:before="80" w:after="80"/>
+              <w:jc w:val="left"/>
+            </w:pPr>
+            <w:r>
+              <w:rPr>
+                <w:rFonts w:ascii="Calibri" w:hAnsi="Calibri"/>
+                <w:color w:val="1E293B"/>
+                <w:sz w:val="18"/>
+              </w:rPr>
+              <w:t>FMCSA BASIC Safety Measurement Score</w:t>
+            </w:r>
+          </w:p>
+        </w:tc>
+        <w:tc>
+          <w:tcPr>
+            <w:tcW w:type="dxa" w:w="2340"/>
+            <w:shd w:fill="F8FAFC"/>
+            <w:tcBorders>
+              <w:top w:val="single" w:sz="4" w:space="0" w:color="CBD5E1"/>
+              <w:left w:val="none"/>
+              <w:bottom w:val="single" w:sz="4" w:space="0" w:color="CBD5E1"/>
+              <w:right w:val="none"/>
+            </w:tcBorders>
+          </w:tcPr>
+          <w:p>
+            <w:pPr>
+              <w:spacing w:before="80" w:after="80"/>
+              <w:jc w:val="left"/>
+            </w:pPr>
+            <w:r>
+              <w:rPr>
+                <w:rFonts w:ascii="Calibri" w:hAnsi="Calibri"/>
+                <w:color w:val="1E293B"/>
+                <w:sz w:val="18"/>
+              </w:rPr>
+              <w:t>&lt; 35% in all 7 measurement categories</w:t>
+            </w:r>
+          </w:p>
+        </w:tc>
+        <w:tc>
+          <w:tcPr>
+            <w:tcW w:type="dxa" w:w="2340"/>
+            <w:shd w:fill="F8FAFC"/>
+            <w:tcBorders>
+              <w:top w:val="single" w:sz="4" w:space="0" w:color="CBD5E1"/>
+              <w:left w:val="none"/>
+              <w:bottom w:val="single" w:sz="4" w:space="0" w:color="CBD5E1"/>
+              <w:right w:val="none"/>
+            </w:tcBorders>
+          </w:tcPr>
+          <w:p>
+            <w:pPr>
+              <w:spacing w:before="80" w:after="80"/>
+              <w:jc w:val="left"/>
+            </w:pPr>
+            <w:r>
+              <w:rPr>
+                <w:rFonts w:ascii="Calibri" w:hAnsi="Calibri"/>
+                <w:color w:val="1E293B"/>
+                <w:sz w:val="18"/>
+              </w:rPr>
+              <w:t>Monthly CSA Dashboard</w:t>
+            </w:r>
+          </w:p>
+        </w:tc>
+      </w:tr>
+      <w:tr>
+        <w:tc>
+          <w:tcPr>
+            <w:tcW w:type="dxa" w:w="2340"/>
+            <w:shd w:fill="FFFFFF"/>
+            <w:tcBorders>
+              <w:top w:val="single" w:sz="4" w:space="0" w:color="CBD5E1"/>
+              <w:left w:val="none"/>
+              <w:bottom w:val="single" w:sz="4" w:space="0" w:color="CBD5E1"/>
+              <w:right w:val="none"/>
+            </w:tcBorders>
+          </w:tcPr>
+          <w:p>
+            <w:pPr>
+              <w:spacing w:before="80" w:after="80"/>
+              <w:jc w:val="left"/>
+            </w:pPr>
+            <w:r>
+              <w:rPr>
+                <w:rFonts w:ascii="Calibri" w:hAnsi="Calibri"/>
+                <w:color w:val="1E293B"/>
+                <w:sz w:val="18"/>
+              </w:rPr>
+              <w:t>Billing Specialist</w:t>
+            </w:r>
+          </w:p>
+        </w:tc>
+        <w:tc>
+          <w:tcPr>
+            <w:tcW w:type="dxa" w:w="2340"/>
+            <w:shd w:fill="FFFFFF"/>
+            <w:tcBorders>
+              <w:top w:val="single" w:sz="4" w:space="0" w:color="CBD5E1"/>
+              <w:left w:val="none"/>
+              <w:bottom w:val="single" w:sz="4" w:space="0" w:color="CBD5E1"/>
+              <w:right w:val="none"/>
+            </w:tcBorders>
+          </w:tcPr>
+          <w:p>
+            <w:pPr>
+              <w:spacing w:before="80" w:after="80"/>
+              <w:jc w:val="left"/>
+            </w:pPr>
+            <w:r>
+              <w:rPr>
+                <w:rFonts w:ascii="Calibri" w:hAnsi="Calibri"/>
+                <w:color w:val="1E293B"/>
+                <w:sz w:val="18"/>
+              </w:rPr>
+              <w:t>Days Sales Outstanding (DSO) for Freight</w:t>
+            </w:r>
+          </w:p>
+        </w:tc>
+        <w:tc>
+          <w:tcPr>
+            <w:tcW w:type="dxa" w:w="2340"/>
+            <w:shd w:fill="FFFFFF"/>
+            <w:tcBorders>
+              <w:top w:val="single" w:sz="4" w:space="0" w:color="CBD5E1"/>
+              <w:left w:val="none"/>
+              <w:bottom w:val="single" w:sz="4" w:space="0" w:color="CBD5E1"/>
+              <w:right w:val="none"/>
+            </w:tcBorders>
+          </w:tcPr>
+          <w:p>
+            <w:pPr>
+              <w:spacing w:before="80" w:after="80"/>
+              <w:jc w:val="left"/>
+            </w:pPr>
+            <w:r>
+              <w:rPr>
+                <w:rFonts w:ascii="Calibri" w:hAnsi="Calibri"/>
+                <w:color w:val="1E293B"/>
+                <w:sz w:val="18"/>
+              </w:rPr>
+              <w:t>&lt; 28 calendar days from delivery date</w:t>
+            </w:r>
+          </w:p>
+        </w:tc>
+        <w:tc>
+          <w:tcPr>
+            <w:tcW w:type="dxa" w:w="2340"/>
+            <w:shd w:fill="FFFFFF"/>
+            <w:tcBorders>
+              <w:top w:val="single" w:sz="4" w:space="0" w:color="CBD5E1"/>
+              <w:left w:val="none"/>
+              <w:bottom w:val="single" w:sz="4" w:space="0" w:color="CBD5E1"/>
+              <w:right w:val="none"/>
+            </w:tcBorders>
+          </w:tcPr>
+          <w:p>
+            <w:pPr>
+              <w:spacing w:before="80" w:after="80"/>
+              <w:jc w:val="left"/>
+            </w:pPr>
+            <w:r>
+              <w:rPr>
+                <w:rFonts w:ascii="Calibri" w:hAnsi="Calibri"/>
+                <w:color w:val="1E293B"/>
+                <w:sz w:val="18"/>
+              </w:rPr>
+              <w:t>Bi-Weekly Cash Review</w:t>
+            </w:r>
+          </w:p>
+        </w:tc>
+      </w:tr>
+    </w:tbl>
+    <w:p>
+      <w:pPr>
+        <w:spacing w:before="0" w:after="160"/>
+      </w:pPr>
     </w:p>
     <w:sectPr>
       <w:headerReference w:type="default" r:id="rId9"/>
@@ -91,7 +764,7 @@
       <w:jc w:val="right"/>
     </w:pPr>
     <w:r>
-      <w:t>Rough Onboarding Notes for 4 Key Operations Hires</w:t>
+      <w:t>Apex Fleet Operations — Terminal Staffing Requirements, Role</w:t>
     </w:r>
   </w:p>
 </w:hdr>

--- a/public/chat_files/estella_rough_role_notes.docx
+++ b/public/chat_files/estella_rough_role_notes.docx
@@ -13,64 +13,7 @@
           <w:color w:val="0F172A"/>
           <w:sz w:val="44"/>
         </w:rPr>
-        <w:t>Apex Fleet Operations — Terminal Staffing Requirements, Role Descriptions &amp; KPI Benchmarks</w:t>
-      </w:r>
-    </w:p>
-    <w:p>
-      <w:pPr>
-        <w:spacing w:before="0" w:after="120" w:line="276" w:lineRule="auto"/>
-      </w:pPr>
-      <w:r>
-        <w:rPr>
-          <w:rFonts w:ascii="Calibri" w:hAnsi="Calibri"/>
-          <w:color w:val="1E293B"/>
-          <w:sz w:val="20"/>
-        </w:rPr>
-        <w:t>AUTHOR: Estella Williams, VP Fleet Operations</w:t>
-      </w:r>
-    </w:p>
-    <w:p>
-      <w:pPr>
-        <w:spacing w:before="0" w:after="120" w:line="276" w:lineRule="auto"/>
-      </w:pPr>
-      <w:r>
-        <w:rPr>
-          <w:rFonts w:ascii="Calibri" w:hAnsi="Calibri"/>
-          <w:color w:val="1E293B"/>
-          <w:sz w:val="20"/>
-        </w:rPr>
-        <w:t>RECIPIENT: HR Committee &amp; Terminal General Managers</w:t>
-      </w:r>
-    </w:p>
-    <w:p>
-      <w:pPr>
-        <w:spacing w:before="0" w:after="120" w:line="276" w:lineRule="auto"/>
-      </w:pPr>
-      <w:r>
-        <w:rPr>
-          <w:rFonts w:ascii="Calibri" w:hAnsi="Calibri"/>
-          <w:color w:val="1E293B"/>
-          <w:sz w:val="20"/>
-        </w:rPr>
-        <w:t>DATE: October 2026</w:t>
-      </w:r>
-    </w:p>
-    <w:p>
-      <w:pPr>
-        <w:spacing w:before="0" w:after="120" w:line="276" w:lineRule="auto"/>
-      </w:pPr>
-      <w:r>
-        <w:rPr>
-          <w:rFonts w:ascii="Calibri" w:hAnsi="Calibri"/>
-          <w:color w:val="1E293B"/>
-          <w:sz w:val="20"/>
-        </w:rPr>
-        <w:t>PURPOSE: Staffing Specifications for 2027 Midwest Network Expansion</w:t>
-      </w:r>
-    </w:p>
-    <w:p>
-      <w:r>
-        <w:br w:type="page"/>
+        <w:t>Rough Onboarding Notes for 4 Key Operations Hires</w:t>
       </w:r>
     </w:p>
     <w:p>
@@ -85,7 +28,7 @@
           <w:color w:val="0F172A"/>
           <w:sz w:val="26"/>
         </w:rPr>
-        <w:t>STAFFING GAPS &amp; RECRUITING PRIORITIES</w:t>
+        <w:t>ONBOARDING NOTES</w:t>
       </w:r>
     </w:p>
     <w:p>
@@ -98,13 +41,12 @@
           <w:color w:val="1E293B"/>
           <w:sz w:val="20"/>
         </w:rPr>
-        <w:t>With the launch of our Memphis interchange terminal in Q1 2027, Apex must hire and onboard four key operational roles across each of our three primary logistics hubs:</w:t>
+        <w:t>Roles: Lead Logistics Dispatcher, Customer Operations Associate, Billing Specialist, Account Exec.</w:t>
       </w:r>
     </w:p>
     <w:p>
       <w:pPr>
-        <w:pStyle w:val="ListBullet"/>
-        <w:spacing w:before="0" w:after="60" w:line="276" w:lineRule="auto"/>
+        <w:spacing w:before="0" w:after="120" w:line="276" w:lineRule="auto"/>
       </w:pPr>
       <w:r>
         <w:rPr>
@@ -112,623 +54,8 @@
           <w:color w:val="1E293B"/>
           <w:sz w:val="20"/>
         </w:rPr>
-        <w:t>Terminal Dispatch Manager: Target 5+ years experience in Class-8 tractor-trailer dispatch using McLeod or TMW software. Compensation: $78k – $92k base + quarterly safety/on-time performance bonus.</w:t>
+        <w:t>Need 30-60-90 day benchmarks and operational KPIs for each hire.</w:t>
       </w:r>
-    </w:p>
-    <w:p>
-      <w:pPr>
-        <w:pStyle w:val="ListBullet"/>
-        <w:spacing w:before="0" w:after="60" w:line="276" w:lineRule="auto"/>
-      </w:pPr>
-      <w:r>
-        <w:rPr>
-          <w:rFonts w:ascii="Calibri" w:hAnsi="Calibri"/>
-          <w:color w:val="1E293B"/>
-          <w:sz w:val="20"/>
-        </w:rPr>
-        <w:t>Lead Diesel Mechanic: ASE T2-T8 Master Medium/Heavy Truck certification preferred. Target 7+ years hands-on experience with Detroit DD15 and Cummins X15 platforms. Compensation: $38 – $45 / hour + tool allowance.</w:t>
-      </w:r>
-    </w:p>
-    <w:p>
-      <w:pPr>
-        <w:pStyle w:val="ListBullet"/>
-        <w:spacing w:before="0" w:after="60" w:line="276" w:lineRule="auto"/>
-      </w:pPr>
-      <w:r>
-        <w:rPr>
-          <w:rFonts w:ascii="Calibri" w:hAnsi="Calibri"/>
-          <w:color w:val="1E293B"/>
-          <w:sz w:val="20"/>
-        </w:rPr>
-        <w:t>Cross-Border Safety Coordinator: In-depth knowledge of FMCSA CSA scores, FAST card clearance, and Canada-US border customs documentation (ACI eManifest / ACE). Compensation: $68k – $80k base.</w:t>
-      </w:r>
-    </w:p>
-    <w:p>
-      <w:pPr>
-        <w:pStyle w:val="ListBullet"/>
-        <w:spacing w:before="0" w:after="60" w:line="276" w:lineRule="auto"/>
-      </w:pPr>
-      <w:r>
-        <w:rPr>
-          <w:rFonts w:ascii="Calibri" w:hAnsi="Calibri"/>
-          <w:color w:val="1E293B"/>
-          <w:sz w:val="20"/>
-        </w:rPr>
-        <w:t>Freight Billing Specialist: High-volume 3PL billing experience with factoring reconciliation and TMS billing integrations. Compensation: $26 – $32 / hour.</w:t>
-      </w:r>
-    </w:p>
-    <w:p>
-      <w:r>
-        <w:br w:type="page"/>
-      </w:r>
-    </w:p>
-    <w:p>
-      <w:pPr>
-        <w:keepNext/>
-        <w:spacing w:before="280" w:after="80"/>
-      </w:pPr>
-      <w:r>
-        <w:rPr>
-          <w:rFonts w:ascii="Calibri" w:hAnsi="Calibri"/>
-          <w:b/>
-          <w:color w:val="0F172A"/>
-          <w:sz w:val="26"/>
-        </w:rPr>
-        <w:t>TERMINAL KPI BENCHMARKS</w:t>
-      </w:r>
-    </w:p>
-    <w:tbl>
-      <w:tblPr>
-        <w:tblW w:type="auto" w:w="0"/>
-        <w:jc w:val="center"/>
-        <w:tblLayout w:type="autofit"/>
-        <w:tblLook w:firstColumn="1" w:firstRow="1" w:lastColumn="0" w:lastRow="0" w:noHBand="0" w:noVBand="1" w:val="04A0"/>
-      </w:tblPr>
-      <w:tblGrid>
-        <w:gridCol w:w="2340"/>
-        <w:gridCol w:w="2340"/>
-        <w:gridCol w:w="2340"/>
-        <w:gridCol w:w="2340"/>
-      </w:tblGrid>
-      <w:tr>
-        <w:tc>
-          <w:tcPr>
-            <w:tcW w:type="dxa" w:w="2340"/>
-            <w:shd w:fill="0F172A"/>
-            <w:tcBorders>
-              <w:top w:val="single" w:sz="4" w:space="0" w:color="CBD5E1"/>
-              <w:left w:val="none"/>
-              <w:bottom w:val="single" w:sz="4" w:space="0" w:color="CBD5E1"/>
-              <w:right w:val="none"/>
-            </w:tcBorders>
-          </w:tcPr>
-          <w:p>
-            <w:pPr>
-              <w:spacing w:before="80" w:after="80"/>
-              <w:jc w:val="center"/>
-            </w:pPr>
-            <w:r>
-              <w:rPr>
-                <w:rFonts w:ascii="Calibri" w:hAnsi="Calibri"/>
-                <w:b/>
-                <w:color w:val="FFFFFF"/>
-                <w:sz w:val="19"/>
-              </w:rPr>
-              <w:t>Role Title</w:t>
-            </w:r>
-          </w:p>
-        </w:tc>
-        <w:tc>
-          <w:tcPr>
-            <w:tcW w:type="dxa" w:w="2340"/>
-            <w:shd w:fill="0F172A"/>
-            <w:tcBorders>
-              <w:top w:val="single" w:sz="4" w:space="0" w:color="CBD5E1"/>
-              <w:left w:val="none"/>
-              <w:bottom w:val="single" w:sz="4" w:space="0" w:color="CBD5E1"/>
-              <w:right w:val="none"/>
-            </w:tcBorders>
-          </w:tcPr>
-          <w:p>
-            <w:pPr>
-              <w:spacing w:before="80" w:after="80"/>
-              <w:jc w:val="center"/>
-            </w:pPr>
-            <w:r>
-              <w:rPr>
-                <w:rFonts w:ascii="Calibri" w:hAnsi="Calibri"/>
-                <w:b/>
-                <w:color w:val="FFFFFF"/>
-                <w:sz w:val="19"/>
-              </w:rPr>
-              <w:t>Primary Key Performance Indicator (KPI)</w:t>
-            </w:r>
-          </w:p>
-        </w:tc>
-        <w:tc>
-          <w:tcPr>
-            <w:tcW w:type="dxa" w:w="2340"/>
-            <w:shd w:fill="0F172A"/>
-            <w:tcBorders>
-              <w:top w:val="single" w:sz="4" w:space="0" w:color="CBD5E1"/>
-              <w:left w:val="none"/>
-              <w:bottom w:val="single" w:sz="4" w:space="0" w:color="CBD5E1"/>
-              <w:right w:val="none"/>
-            </w:tcBorders>
-          </w:tcPr>
-          <w:p>
-            <w:pPr>
-              <w:spacing w:before="80" w:after="80"/>
-              <w:jc w:val="center"/>
-            </w:pPr>
-            <w:r>
-              <w:rPr>
-                <w:rFonts w:ascii="Calibri" w:hAnsi="Calibri"/>
-                <w:b/>
-                <w:color w:val="FFFFFF"/>
-                <w:sz w:val="19"/>
-              </w:rPr>
-              <w:t>Target Operational Standard</w:t>
-            </w:r>
-          </w:p>
-        </w:tc>
-        <w:tc>
-          <w:tcPr>
-            <w:tcW w:type="dxa" w:w="2340"/>
-            <w:shd w:fill="0F172A"/>
-            <w:tcBorders>
-              <w:top w:val="single" w:sz="4" w:space="0" w:color="CBD5E1"/>
-              <w:left w:val="none"/>
-              <w:bottom w:val="single" w:sz="4" w:space="0" w:color="CBD5E1"/>
-              <w:right w:val="none"/>
-            </w:tcBorders>
-          </w:tcPr>
-          <w:p>
-            <w:pPr>
-              <w:spacing w:before="80" w:after="80"/>
-              <w:jc w:val="center"/>
-            </w:pPr>
-            <w:r>
-              <w:rPr>
-                <w:rFonts w:ascii="Calibri" w:hAnsi="Calibri"/>
-                <w:b/>
-                <w:color w:val="FFFFFF"/>
-                <w:sz w:val="19"/>
-              </w:rPr>
-              <w:t>Review Frequency</w:t>
-            </w:r>
-          </w:p>
-        </w:tc>
-      </w:tr>
-      <w:tr>
-        <w:tc>
-          <w:tcPr>
-            <w:tcW w:type="dxa" w:w="2340"/>
-            <w:shd w:fill="F8FAFC"/>
-            <w:tcBorders>
-              <w:top w:val="single" w:sz="4" w:space="0" w:color="CBD5E1"/>
-              <w:left w:val="none"/>
-              <w:bottom w:val="single" w:sz="4" w:space="0" w:color="CBD5E1"/>
-              <w:right w:val="none"/>
-            </w:tcBorders>
-          </w:tcPr>
-          <w:p>
-            <w:pPr>
-              <w:spacing w:before="80" w:after="80"/>
-              <w:jc w:val="left"/>
-            </w:pPr>
-            <w:r>
-              <w:rPr>
-                <w:rFonts w:ascii="Calibri" w:hAnsi="Calibri"/>
-                <w:color w:val="1E293B"/>
-                <w:sz w:val="18"/>
-              </w:rPr>
-              <w:t>Terminal Dispatch Manager</w:t>
-            </w:r>
-          </w:p>
-        </w:tc>
-        <w:tc>
-          <w:tcPr>
-            <w:tcW w:type="dxa" w:w="2340"/>
-            <w:shd w:fill="F8FAFC"/>
-            <w:tcBorders>
-              <w:top w:val="single" w:sz="4" w:space="0" w:color="CBD5E1"/>
-              <w:left w:val="none"/>
-              <w:bottom w:val="single" w:sz="4" w:space="0" w:color="CBD5E1"/>
-              <w:right w:val="none"/>
-            </w:tcBorders>
-          </w:tcPr>
-          <w:p>
-            <w:pPr>
-              <w:spacing w:before="80" w:after="80"/>
-              <w:jc w:val="left"/>
-            </w:pPr>
-            <w:r>
-              <w:rPr>
-                <w:rFonts w:ascii="Calibri" w:hAnsi="Calibri"/>
-                <w:color w:val="1E293B"/>
-                <w:sz w:val="18"/>
-              </w:rPr>
-              <w:t>On-Time Pickup &amp; Delivery Metric</w:t>
-            </w:r>
-          </w:p>
-        </w:tc>
-        <w:tc>
-          <w:tcPr>
-            <w:tcW w:type="dxa" w:w="2340"/>
-            <w:shd w:fill="F8FAFC"/>
-            <w:tcBorders>
-              <w:top w:val="single" w:sz="4" w:space="0" w:color="CBD5E1"/>
-              <w:left w:val="none"/>
-              <w:bottom w:val="single" w:sz="4" w:space="0" w:color="CBD5E1"/>
-              <w:right w:val="none"/>
-            </w:tcBorders>
-          </w:tcPr>
-          <w:p>
-            <w:pPr>
-              <w:spacing w:before="80" w:after="80"/>
-              <w:jc w:val="left"/>
-            </w:pPr>
-            <w:r>
-              <w:rPr>
-                <w:rFonts w:ascii="Calibri" w:hAnsi="Calibri"/>
-                <w:color w:val="1E293B"/>
-                <w:sz w:val="18"/>
-              </w:rPr>
-              <w:t>&gt;= 98.5% across all regional routes</w:t>
-            </w:r>
-          </w:p>
-        </w:tc>
-        <w:tc>
-          <w:tcPr>
-            <w:tcW w:type="dxa" w:w="2340"/>
-            <w:shd w:fill="F8FAFC"/>
-            <w:tcBorders>
-              <w:top w:val="single" w:sz="4" w:space="0" w:color="CBD5E1"/>
-              <w:left w:val="none"/>
-              <w:bottom w:val="single" w:sz="4" w:space="0" w:color="CBD5E1"/>
-              <w:right w:val="none"/>
-            </w:tcBorders>
-          </w:tcPr>
-          <w:p>
-            <w:pPr>
-              <w:spacing w:before="80" w:after="80"/>
-              <w:jc w:val="left"/>
-            </w:pPr>
-            <w:r>
-              <w:rPr>
-                <w:rFonts w:ascii="Calibri" w:hAnsi="Calibri"/>
-                <w:color w:val="1E293B"/>
-                <w:sz w:val="18"/>
-              </w:rPr>
-              <w:t>Weekly Scorecard</w:t>
-            </w:r>
-          </w:p>
-        </w:tc>
-      </w:tr>
-      <w:tr>
-        <w:tc>
-          <w:tcPr>
-            <w:tcW w:type="dxa" w:w="2340"/>
-            <w:shd w:fill="FFFFFF"/>
-            <w:tcBorders>
-              <w:top w:val="single" w:sz="4" w:space="0" w:color="CBD5E1"/>
-              <w:left w:val="none"/>
-              <w:bottom w:val="single" w:sz="4" w:space="0" w:color="CBD5E1"/>
-              <w:right w:val="none"/>
-            </w:tcBorders>
-          </w:tcPr>
-          <w:p>
-            <w:pPr>
-              <w:spacing w:before="80" w:after="80"/>
-              <w:jc w:val="left"/>
-            </w:pPr>
-            <w:r>
-              <w:rPr>
-                <w:rFonts w:ascii="Calibri" w:hAnsi="Calibri"/>
-                <w:color w:val="1E293B"/>
-                <w:sz w:val="18"/>
-              </w:rPr>
-              <w:t>Lead Diesel Mechanic</w:t>
-            </w:r>
-          </w:p>
-        </w:tc>
-        <w:tc>
-          <w:tcPr>
-            <w:tcW w:type="dxa" w:w="2340"/>
-            <w:shd w:fill="FFFFFF"/>
-            <w:tcBorders>
-              <w:top w:val="single" w:sz="4" w:space="0" w:color="CBD5E1"/>
-              <w:left w:val="none"/>
-              <w:bottom w:val="single" w:sz="4" w:space="0" w:color="CBD5E1"/>
-              <w:right w:val="none"/>
-            </w:tcBorders>
-          </w:tcPr>
-          <w:p>
-            <w:pPr>
-              <w:spacing w:before="80" w:after="80"/>
-              <w:jc w:val="left"/>
-            </w:pPr>
-            <w:r>
-              <w:rPr>
-                <w:rFonts w:ascii="Calibri" w:hAnsi="Calibri"/>
-                <w:color w:val="1E293B"/>
-                <w:sz w:val="18"/>
-              </w:rPr>
-              <w:t>Fleet Out-of-Service (OOS) Roadside Rate</w:t>
-            </w:r>
-          </w:p>
-        </w:tc>
-        <w:tc>
-          <w:tcPr>
-            <w:tcW w:type="dxa" w:w="2340"/>
-            <w:shd w:fill="FFFFFF"/>
-            <w:tcBorders>
-              <w:top w:val="single" w:sz="4" w:space="0" w:color="CBD5E1"/>
-              <w:left w:val="none"/>
-              <w:bottom w:val="single" w:sz="4" w:space="0" w:color="CBD5E1"/>
-              <w:right w:val="none"/>
-            </w:tcBorders>
-          </w:tcPr>
-          <w:p>
-            <w:pPr>
-              <w:spacing w:before="80" w:after="80"/>
-              <w:jc w:val="left"/>
-            </w:pPr>
-            <w:r>
-              <w:rPr>
-                <w:rFonts w:ascii="Calibri" w:hAnsi="Calibri"/>
-                <w:color w:val="1E293B"/>
-                <w:sz w:val="18"/>
-              </w:rPr>
-              <w:t>&lt; 2.5% (National average is 20.8%)</w:t>
-            </w:r>
-          </w:p>
-        </w:tc>
-        <w:tc>
-          <w:tcPr>
-            <w:tcW w:type="dxa" w:w="2340"/>
-            <w:shd w:fill="FFFFFF"/>
-            <w:tcBorders>
-              <w:top w:val="single" w:sz="4" w:space="0" w:color="CBD5E1"/>
-              <w:left w:val="none"/>
-              <w:bottom w:val="single" w:sz="4" w:space="0" w:color="CBD5E1"/>
-              <w:right w:val="none"/>
-            </w:tcBorders>
-          </w:tcPr>
-          <w:p>
-            <w:pPr>
-              <w:spacing w:before="80" w:after="80"/>
-              <w:jc w:val="left"/>
-            </w:pPr>
-            <w:r>
-              <w:rPr>
-                <w:rFonts w:ascii="Calibri" w:hAnsi="Calibri"/>
-                <w:color w:val="1E293B"/>
-                <w:sz w:val="18"/>
-              </w:rPr>
-              <w:t>Monthly Maintenance Audit</w:t>
-            </w:r>
-          </w:p>
-        </w:tc>
-      </w:tr>
-      <w:tr>
-        <w:tc>
-          <w:tcPr>
-            <w:tcW w:type="dxa" w:w="2340"/>
-            <w:shd w:fill="F8FAFC"/>
-            <w:tcBorders>
-              <w:top w:val="single" w:sz="4" w:space="0" w:color="CBD5E1"/>
-              <w:left w:val="none"/>
-              <w:bottom w:val="single" w:sz="4" w:space="0" w:color="CBD5E1"/>
-              <w:right w:val="none"/>
-            </w:tcBorders>
-          </w:tcPr>
-          <w:p>
-            <w:pPr>
-              <w:spacing w:before="80" w:after="80"/>
-              <w:jc w:val="left"/>
-            </w:pPr>
-            <w:r>
-              <w:rPr>
-                <w:rFonts w:ascii="Calibri" w:hAnsi="Calibri"/>
-                <w:color w:val="1E293B"/>
-                <w:sz w:val="18"/>
-              </w:rPr>
-              <w:t>Safety Coordinator</w:t>
-            </w:r>
-          </w:p>
-        </w:tc>
-        <w:tc>
-          <w:tcPr>
-            <w:tcW w:type="dxa" w:w="2340"/>
-            <w:shd w:fill="F8FAFC"/>
-            <w:tcBorders>
-              <w:top w:val="single" w:sz="4" w:space="0" w:color="CBD5E1"/>
-              <w:left w:val="none"/>
-              <w:bottom w:val="single" w:sz="4" w:space="0" w:color="CBD5E1"/>
-              <w:right w:val="none"/>
-            </w:tcBorders>
-          </w:tcPr>
-          <w:p>
-            <w:pPr>
-              <w:spacing w:before="80" w:after="80"/>
-              <w:jc w:val="left"/>
-            </w:pPr>
-            <w:r>
-              <w:rPr>
-                <w:rFonts w:ascii="Calibri" w:hAnsi="Calibri"/>
-                <w:color w:val="1E293B"/>
-                <w:sz w:val="18"/>
-              </w:rPr>
-              <w:t>FMCSA BASIC Safety Measurement Score</w:t>
-            </w:r>
-          </w:p>
-        </w:tc>
-        <w:tc>
-          <w:tcPr>
-            <w:tcW w:type="dxa" w:w="2340"/>
-            <w:shd w:fill="F8FAFC"/>
-            <w:tcBorders>
-              <w:top w:val="single" w:sz="4" w:space="0" w:color="CBD5E1"/>
-              <w:left w:val="none"/>
-              <w:bottom w:val="single" w:sz="4" w:space="0" w:color="CBD5E1"/>
-              <w:right w:val="none"/>
-            </w:tcBorders>
-          </w:tcPr>
-          <w:p>
-            <w:pPr>
-              <w:spacing w:before="80" w:after="80"/>
-              <w:jc w:val="left"/>
-            </w:pPr>
-            <w:r>
-              <w:rPr>
-                <w:rFonts w:ascii="Calibri" w:hAnsi="Calibri"/>
-                <w:color w:val="1E293B"/>
-                <w:sz w:val="18"/>
-              </w:rPr>
-              <w:t>&lt; 35% in all 7 measurement categories</w:t>
-            </w:r>
-          </w:p>
-        </w:tc>
-        <w:tc>
-          <w:tcPr>
-            <w:tcW w:type="dxa" w:w="2340"/>
-            <w:shd w:fill="F8FAFC"/>
-            <w:tcBorders>
-              <w:top w:val="single" w:sz="4" w:space="0" w:color="CBD5E1"/>
-              <w:left w:val="none"/>
-              <w:bottom w:val="single" w:sz="4" w:space="0" w:color="CBD5E1"/>
-              <w:right w:val="none"/>
-            </w:tcBorders>
-          </w:tcPr>
-          <w:p>
-            <w:pPr>
-              <w:spacing w:before="80" w:after="80"/>
-              <w:jc w:val="left"/>
-            </w:pPr>
-            <w:r>
-              <w:rPr>
-                <w:rFonts w:ascii="Calibri" w:hAnsi="Calibri"/>
-                <w:color w:val="1E293B"/>
-                <w:sz w:val="18"/>
-              </w:rPr>
-              <w:t>Monthly CSA Dashboard</w:t>
-            </w:r>
-          </w:p>
-        </w:tc>
-      </w:tr>
-      <w:tr>
-        <w:tc>
-          <w:tcPr>
-            <w:tcW w:type="dxa" w:w="2340"/>
-            <w:shd w:fill="FFFFFF"/>
-            <w:tcBorders>
-              <w:top w:val="single" w:sz="4" w:space="0" w:color="CBD5E1"/>
-              <w:left w:val="none"/>
-              <w:bottom w:val="single" w:sz="4" w:space="0" w:color="CBD5E1"/>
-              <w:right w:val="none"/>
-            </w:tcBorders>
-          </w:tcPr>
-          <w:p>
-            <w:pPr>
-              <w:spacing w:before="80" w:after="80"/>
-              <w:jc w:val="left"/>
-            </w:pPr>
-            <w:r>
-              <w:rPr>
-                <w:rFonts w:ascii="Calibri" w:hAnsi="Calibri"/>
-                <w:color w:val="1E293B"/>
-                <w:sz w:val="18"/>
-              </w:rPr>
-              <w:t>Billing Specialist</w:t>
-            </w:r>
-          </w:p>
-        </w:tc>
-        <w:tc>
-          <w:tcPr>
-            <w:tcW w:type="dxa" w:w="2340"/>
-            <w:shd w:fill="FFFFFF"/>
-            <w:tcBorders>
-              <w:top w:val="single" w:sz="4" w:space="0" w:color="CBD5E1"/>
-              <w:left w:val="none"/>
-              <w:bottom w:val="single" w:sz="4" w:space="0" w:color="CBD5E1"/>
-              <w:right w:val="none"/>
-            </w:tcBorders>
-          </w:tcPr>
-          <w:p>
-            <w:pPr>
-              <w:spacing w:before="80" w:after="80"/>
-              <w:jc w:val="left"/>
-            </w:pPr>
-            <w:r>
-              <w:rPr>
-                <w:rFonts w:ascii="Calibri" w:hAnsi="Calibri"/>
-                <w:color w:val="1E293B"/>
-                <w:sz w:val="18"/>
-              </w:rPr>
-              <w:t>Days Sales Outstanding (DSO) for Freight</w:t>
-            </w:r>
-          </w:p>
-        </w:tc>
-        <w:tc>
-          <w:tcPr>
-            <w:tcW w:type="dxa" w:w="2340"/>
-            <w:shd w:fill="FFFFFF"/>
-            <w:tcBorders>
-              <w:top w:val="single" w:sz="4" w:space="0" w:color="CBD5E1"/>
-              <w:left w:val="none"/>
-              <w:bottom w:val="single" w:sz="4" w:space="0" w:color="CBD5E1"/>
-              <w:right w:val="none"/>
-            </w:tcBorders>
-          </w:tcPr>
-          <w:p>
-            <w:pPr>
-              <w:spacing w:before="80" w:after="80"/>
-              <w:jc w:val="left"/>
-            </w:pPr>
-            <w:r>
-              <w:rPr>
-                <w:rFonts w:ascii="Calibri" w:hAnsi="Calibri"/>
-                <w:color w:val="1E293B"/>
-                <w:sz w:val="18"/>
-              </w:rPr>
-              <w:t>&lt; 28 calendar days from delivery date</w:t>
-            </w:r>
-          </w:p>
-        </w:tc>
-        <w:tc>
-          <w:tcPr>
-            <w:tcW w:type="dxa" w:w="2340"/>
-            <w:shd w:fill="FFFFFF"/>
-            <w:tcBorders>
-              <w:top w:val="single" w:sz="4" w:space="0" w:color="CBD5E1"/>
-              <w:left w:val="none"/>
-              <w:bottom w:val="single" w:sz="4" w:space="0" w:color="CBD5E1"/>
-              <w:right w:val="none"/>
-            </w:tcBorders>
-          </w:tcPr>
-          <w:p>
-            <w:pPr>
-              <w:spacing w:before="80" w:after="80"/>
-              <w:jc w:val="left"/>
-            </w:pPr>
-            <w:r>
-              <w:rPr>
-                <w:rFonts w:ascii="Calibri" w:hAnsi="Calibri"/>
-                <w:color w:val="1E293B"/>
-                <w:sz w:val="18"/>
-              </w:rPr>
-              <w:t>Bi-Weekly Cash Review</w:t>
-            </w:r>
-          </w:p>
-        </w:tc>
-      </w:tr>
-    </w:tbl>
-    <w:p>
-      <w:pPr>
-        <w:spacing w:before="0" w:after="160"/>
-      </w:pPr>
     </w:p>
     <w:sectPr>
       <w:headerReference w:type="default" r:id="rId9"/>
@@ -764,7 +91,7 @@
       <w:jc w:val="right"/>
     </w:pPr>
     <w:r>
-      <w:t>Apex Fleet Operations — Terminal Staffing Requirements, Role</w:t>
+      <w:t>Rough Onboarding Notes for 4 Key Operations Hires</w:t>
     </w:r>
   </w:p>
 </w:hdr>
